--- a/templates/09_osobni_dotaznik.docx
+++ b/templates/09_osobni_dotaznik.docx
@@ -536,7 +536,7 @@
         <w:rPr>
           <w:b/>
         </w:rPr>
-        <w:t xml:space="preserve">Je proti Vám vedeno soudní řízení: </w:t>
+        <w:t xml:space="preserve">Byly Vám soudem stanoveny srážky na plat: </w:t>
       </w:r>
       <w:r>
         <w:t>{{soudni_rizeni}}</w:t>
